--- a/DR/Rezume_Tema_17_PP_razshireno 2.0.docx
+++ b/DR/Rezume_Tema_17_PP_razshireno 2.0.docx
@@ -57,29 +57,56 @@
         <w:spacing w:after="110"/>
       </w:pPr>
       <w:r>
-        <w:t xml:space="preserve">Системите за </w:t>
-      </w:r>
-      <w:r>
-        <w:t>видеонаблюдение намират широко приложение в съвременния свят. Уеб технологиите позволяват достъп директно през браузър, без допълнителен софтуер или хардуер. Това ги прави особено подходящи за домашна употреба, малкия бизнес и образователни институции.</w:t>
+        <w:t>Системите за видеонаблюдение намират широко приложение в съвременния свят. Уеб технологиите позволяват достъп директно през браузър, без допълнителен софтуер или хардуер. Това ги прави особено подходящи за домашна употреба, малкия бизнес и образователни институции.</w:t>
       </w:r>
     </w:p>
     <w:p>
       <w:pPr>
         <w:spacing w:before="180" w:after="90"/>
-      </w:pPr>
-      <w:r>
-        <w:rPr>
-          <w:b/>
-          <w:bCs/>
-        </w:rPr>
-        <w:t xml:space="preserve">2. </w:t>
-      </w:r>
-      <w:r>
-        <w:rPr>
-          <w:b/>
-          <w:bCs/>
-        </w:rPr>
-        <w:t>Цел на проекта</w:t>
+        <w:rPr>
+          <w:b/>
+          <w:bCs/>
+        </w:rPr>
+      </w:pPr>
+      <w:r>
+        <w:rPr>
+          <w:b/>
+          <w:bCs/>
+        </w:rPr>
+        <w:t>2. Цел на проекта</w:t>
+      </w:r>
+    </w:p>
+    <w:p>
+      <w:pPr>
+        <w:pStyle w:val="NormalWeb"/>
+      </w:pPr>
+      <w:r>
+        <w:t xml:space="preserve">Системата е уеб базирана платформа за видеонаблюдение, която работи директно в </w:t>
+      </w:r>
+      <w:bookmarkStart w:id="0" w:name="_GoBack"/>
+      <w:r>
+        <w:t xml:space="preserve">браузъра — без инсталация на допълнителен софтуер. Тя предава видео в реално </w:t>
+      </w:r>
+      <w:bookmarkEnd w:id="0"/>
+      <w:r>
+        <w:t>време, автоматично засича движение и уведомява при засечено събитие. Всичко е разработено при спазване на изискванията на GDPR — с автоматично замъгляване на лица и контролирано съхранение на записите.</w:t>
+      </w:r>
+    </w:p>
+    <w:p>
+      <w:pPr>
+        <w:spacing w:before="180" w:after="90"/>
+      </w:pPr>
+    </w:p>
+    <w:p>
+      <w:pPr>
+        <w:spacing w:before="180" w:after="90"/>
+      </w:pPr>
+      <w:r>
+        <w:rPr>
+          <w:b/>
+          <w:bCs/>
+        </w:rPr>
+        <w:t>3. Използвани технологии</w:t>
       </w:r>
     </w:p>
     <w:p>
@@ -87,7 +114,7 @@
         <w:spacing w:after="110"/>
       </w:pPr>
       <w:r>
-        <w:t>Разработване на уеб система за видеонаблюдение с видеопоток в реално време, автоматична детекция на движение и съобразеност с GDPR. Системата трябва да бъде достъпна и напълно функционална без инсталация на допълнителен клиентски софтуер.</w:t>
+        <w:t>Python — основен език на бекенда; Django (MVT) — уеб рамката за обработка на заявките и бизнес логиката; Django REST Framework — за изграждане на REST API; OpenCV — за детекция на движение чрез frame differencing; MySQL/MariaDB — за съхранение на камери и събития; HTML5, Bootstrap 5 и JavaScript — за изграждане на адаптивен и интерактивен потребителски интерфейс.</w:t>
       </w:r>
     </w:p>
     <w:p>
@@ -99,14 +126,7 @@
           <w:b/>
           <w:bCs/>
         </w:rPr>
-        <w:t>3.</w:t>
-      </w:r>
-      <w:r>
-        <w:rPr>
-          <w:b/>
-          <w:bCs/>
-        </w:rPr>
-        <w:t xml:space="preserve"> Използвани технологии</w:t>
+        <w:t>4. Стрийминг протоколи</w:t>
       </w:r>
     </w:p>
     <w:p>
@@ -114,22 +134,49 @@
         <w:spacing w:after="110"/>
       </w:pPr>
       <w:r>
-        <w:t xml:space="preserve">Python — основен език на бекенда; Django (MVT) — уеб рамката за обработка на заявките и бизнес логиката; Django REST Framework — за изграждане на REST API; OpenCV — за детекция на движение чрез frame differencing; MySQL/MariaDB — за </w:t>
-      </w:r>
-      <w:r>
-        <w:t>съхранение на камери и събития; HTML5, Bootstrap 5 и JavaScript — за изграждане на адаптивен и интерактивен потребителски интерфейс.</w:t>
+        <w:t>След анализ на RTSP, HLS, DASH и WebRTC е избран MJPEG over HTTP — прост за реализация и нативно поддържан от всички браузъри без допълнителни зависимости. Това го прави оптималното решение за проект с приоритет на простотата и надеждността.</w:t>
       </w:r>
     </w:p>
     <w:p>
       <w:pPr>
         <w:spacing w:before="180" w:after="90"/>
-      </w:pPr>
-      <w:r>
-        <w:rPr>
-          <w:b/>
-          <w:bCs/>
-        </w:rPr>
-        <w:t>4. Стрийминг протоколи</w:t>
+        <w:rPr>
+          <w:b/>
+          <w:bCs/>
+        </w:rPr>
+      </w:pPr>
+      <w:r>
+        <w:rPr>
+          <w:b/>
+          <w:bCs/>
+        </w:rPr>
+        <w:t>5. Алгоритъм за детекция на движение</w:t>
+      </w:r>
+    </w:p>
+    <w:p>
+      <w:pPr>
+        <w:pStyle w:val="NormalWeb"/>
+      </w:pPr>
+      <w:r>
+        <w:t>Frame differencing започва с преобразуване на кадъра в сива скала и Gaussian blur (21×21), за да се премахне шумът и да се ускори обработката. След това се изчислява абсолютната разлика между два последователни кадъра, резултатът се бинаризира чрез thresholding и се търсят контури по светлите области. Накрая около достатъчно големите контури се чертаят bounding boxes в реалния кадър, маркирайки движещите се обекти — всичко това само с пикселна аритметика, без ML модели, което го прави изключително лек за слаб хардуер.</w:t>
+      </w:r>
+    </w:p>
+    <w:p>
+      <w:pPr>
+        <w:spacing w:before="180" w:after="90"/>
+      </w:pPr>
+    </w:p>
+    <w:p>
+      <w:pPr>
+        <w:spacing w:before="180" w:after="90"/>
+      </w:pPr>
+      <w:r>
+        <w:rPr>
+          <w:b/>
+          <w:bCs/>
+        </w:rPr>
+        <w:lastRenderedPageBreak/>
+        <w:t>6. Как работи приложението</w:t>
       </w:r>
     </w:p>
     <w:p>
@@ -137,10 +184,7 @@
         <w:spacing w:after="110"/>
       </w:pPr>
       <w:r>
-        <w:t>След анализ на RTSP, HLS, DASH и WebRTC е избран MJPEG over HTTP — прост за реализация и нативно под</w:t>
-      </w:r>
-      <w:r>
-        <w:t>държан от всички браузъри без допълнителни зависимости. Това го прави оптималното решение за проект с приоритет на простотата и надеждността.</w:t>
+        <w:t>Камерата подава кадри към Django, OpenCV ги обработва и резултатът се предава към браузъра чрез MJPEG. При засечено движение събитието се записва автоматично в MariaDB. Целият процес се осъществява с минимално закъснение и без намеса от страна на потребителя.</w:t>
       </w:r>
     </w:p>
     <w:p>
@@ -156,7 +200,7 @@
           <w:b/>
           <w:bCs/>
         </w:rPr>
-        <w:t>5. Алгоритъм за детекция на движение</w:t>
+        <w:t>7. Основни функционалности</w:t>
       </w:r>
     </w:p>
     <w:p>
@@ -164,7 +208,7 @@
         <w:pStyle w:val="NormalWeb"/>
       </w:pPr>
       <w:r>
-        <w:t>Frame differencing започва с преобразуване на кадъра в сива скала и Gaussian blur (21×21), за да се премахне шумът и да се ускори обработката. След това се изчислява абсолютната разлика между два последователни кадъра, резултатът се бинаризира чрез thresholding и се търсят контури по светлите области. Накрая около достатъчно големите контури се чертаят bounding boxes в реалния кадър, маркирайки движещите се обекти — всичко това само с пикселна аритметика, без ML модели, което го прави изключително лек за слаб хардуер.</w:t>
+        <w:t>Системата предава видео на живо и автоматично засича движещи се обекти, като ги маркира с правоъгълници. При засичане се записва снимка и събитието се логва за по-късен преглед. Достъпът е контролиран чрез потребителски права, а камерите могат да се управляват дистанционно през REST API, който обработва заявките асинхронно — така системата остава отзивчива дори при много едновременни команди.</w:t>
       </w:r>
     </w:p>
     <w:p>
@@ -175,13 +219,43 @@
     <w:p>
       <w:pPr>
         <w:spacing w:before="180" w:after="90"/>
-      </w:pPr>
-      <w:r>
-        <w:rPr>
-          <w:b/>
-          <w:bCs/>
-        </w:rPr>
-        <w:t>6. Как работи приложението</w:t>
+        <w:rPr>
+          <w:b/>
+          <w:bCs/>
+        </w:rPr>
+      </w:pPr>
+      <w:r>
+        <w:rPr>
+          <w:b/>
+          <w:bCs/>
+        </w:rPr>
+        <w:t>8. Backend и Frontend</w:t>
+      </w:r>
+    </w:p>
+    <w:p>
+      <w:pPr>
+        <w:pStyle w:val="NormalWeb"/>
+      </w:pPr>
+      <w:r>
+        <w:t>За backend съм използвал Django заедно с OpenCV, а данните се пазят в MariaDB през Django ORM — имам два модела, единият за камерите, другият за засечените събития. За frontend съм избрал Bootstrap 5 с AJAX, за да може потокът и събитията да се виждат на живо без презареждане. Двата слоя говорят помежду си само през REST API, което ги прави независими и лесни за надграждане.</w:t>
+      </w:r>
+    </w:p>
+    <w:p>
+      <w:pPr>
+        <w:spacing w:before="180" w:after="90"/>
+      </w:pPr>
+    </w:p>
+    <w:p>
+      <w:pPr>
+        <w:pStyle w:val="NormalWeb"/>
+      </w:pPr>
+      <w:r>
+        <w:rPr>
+          <w:rFonts w:ascii="Arial" w:eastAsia="Arial" w:hAnsi="Arial" w:cs="Arial"/>
+          <w:b/>
+          <w:bCs/>
+        </w:rPr>
+        <w:t>9. Заключение</w:t>
       </w:r>
     </w:p>
     <w:p>
@@ -189,116 +263,7 @@
         <w:spacing w:after="110"/>
       </w:pPr>
       <w:r>
-        <w:t>Камерата подава кадри към Dja</w:t>
-      </w:r>
-      <w:r>
-        <w:t xml:space="preserve">ngo, OpenCV ги обработва и резултатът се предава към браузъра чрез MJPEG. При засечено движение събитието се </w:t>
-      </w:r>
-      <w:r>
-        <w:lastRenderedPageBreak/>
-        <w:t>записва автоматично в MariaDB. Целият процес се осъществява с минимално закъснение и без намеса от страна на потребителя.</w:t>
-      </w:r>
-    </w:p>
-    <w:p>
-      <w:pPr>
-        <w:spacing w:before="180" w:after="90"/>
-        <w:rPr>
-          <w:b/>
-          <w:bCs/>
-        </w:rPr>
-      </w:pPr>
-      <w:r>
-        <w:rPr>
-          <w:b/>
-          <w:bCs/>
-        </w:rPr>
-        <w:t>7. Основни функционалност</w:t>
-      </w:r>
-      <w:r>
-        <w:rPr>
-          <w:b/>
-          <w:bCs/>
-        </w:rPr>
-        <w:t>и</w:t>
-      </w:r>
-    </w:p>
-    <w:p>
-      <w:pPr>
-        <w:pStyle w:val="NormalWeb"/>
-      </w:pPr>
-      <w:r>
-        <w:t>Системата предава видео на живо и автоматично засича движещи се обекти, като ги маркира с правоъгълници. При засичане се записва снимка и събитието се логва за по-късен преглед. Достъпът е контролиран чрез потребителски права, а камерите могат да се управляват дистанционно през REST API, който обработва заявките асинхронно — така системата остава отзивчива дори при много едновременни команди.</w:t>
-      </w:r>
-    </w:p>
-    <w:p>
-      <w:pPr>
-        <w:spacing w:before="180" w:after="90"/>
-      </w:pPr>
-    </w:p>
-    <w:p>
-      <w:pPr>
-        <w:spacing w:before="180" w:after="90"/>
-        <w:rPr>
-          <w:b/>
-          <w:bCs/>
-        </w:rPr>
-      </w:pPr>
-      <w:r>
-        <w:rPr>
-          <w:b/>
-          <w:bCs/>
-        </w:rPr>
-        <w:t>8. Backend и Frontend</w:t>
-      </w:r>
-    </w:p>
-    <w:p>
-      <w:pPr>
-        <w:pStyle w:val="NormalWeb"/>
-      </w:pPr>
-      <w:r>
-        <w:t>За backend съм използвал Django заедно с OpenCV, а данните се пазят в MariaDB през Django ORM — имам два модела, единият за камерите, другият за засечените събития. За frontend съм избрал Bootstrap 5 с AJAX, за да може потокът и събитията да се виждат на живо без презареждане. Двата слоя говорят помежду си само през REST API, което ги прави независими и лесни за надграждане.</w:t>
-      </w:r>
-    </w:p>
-    <w:p>
-      <w:pPr>
-        <w:spacing w:before="180" w:after="90"/>
-      </w:pPr>
-      <w:bookmarkStart w:id="0" w:name="_GoBack"/>
-      <w:bookmarkEnd w:id="0"/>
-    </w:p>
-    <w:p>
-      <w:pPr>
-        <w:pStyle w:val="NormalWeb"/>
-      </w:pPr>
-      <w:r>
-        <w:rPr>
-          <w:rFonts w:ascii="Arial" w:eastAsia="Arial" w:hAnsi="Arial" w:cs="Arial"/>
-          <w:b/>
-          <w:bCs/>
-        </w:rPr>
-        <w:t>9. Заклю</w:t>
-      </w:r>
-      <w:r>
-        <w:rPr>
-          <w:rFonts w:ascii="Arial" w:eastAsia="Arial" w:hAnsi="Arial" w:cs="Arial"/>
-          <w:b/>
-          <w:bCs/>
-        </w:rPr>
-        <w:t>чение</w:t>
-      </w:r>
-    </w:p>
-    <w:p>
-      <w:pPr>
-        <w:spacing w:after="110"/>
-      </w:pPr>
-      <w:r>
-        <w:t>С</w:t>
-      </w:r>
-      <w:r>
-        <w:t>ъздадена е работеща система за уеб-базирано видеонаблюдение, достъпна директно в браузъра. В бъдеще може да се разшири с ML детекция, WebRTC и поддържка на множество кам</w:t>
-      </w:r>
-      <w:r>
-        <w:t>ери. Проектът доказва, че с отворен код и съвременни уеб технологии може да се изгради надеждна система без скъпи лицензи.</w:t>
+        <w:t>Създадена е работеща система за уеб-базирано видеонаблюдение, достъпна директно в браузъра. В бъдеще може да се разшири с ML детекция, WebRTC и поддържка на множество камери. Проектът доказва, че с отворен код и съвременни уеб технологии може да се изгради надеждна система без скъпи лицензи.</w:t>
       </w:r>
     </w:p>
     <w:sectPr>

--- a/DR/Rezume_Tema_17_PP_razshireno 2.0.docx
+++ b/DR/Rezume_Tema_17_PP_razshireno 2.0.docx
@@ -81,140 +81,150 @@
         <w:pStyle w:val="NormalWeb"/>
       </w:pPr>
       <w:r>
-        <w:t xml:space="preserve">Системата е уеб базирана платформа за видеонаблюдение, която работи директно в </w:t>
+        <w:t>Системата е уеб базирана платформа за видеонаблюдение, която работи директно в браузъра — без инсталация на допълнителен софтуер. Тя предава видео в реално време, автоматично засича движение и уведомява при засечено събитие. Всичко е разработено при спазване на изискванията на GDPR — с автоматично замъгляване на лица и контролирано съхранение на записите.</w:t>
+      </w:r>
+    </w:p>
+    <w:p>
+      <w:pPr>
+        <w:spacing w:before="180" w:after="90"/>
+      </w:pPr>
+    </w:p>
+    <w:p>
+      <w:pPr>
+        <w:spacing w:before="180" w:after="90"/>
+      </w:pPr>
+      <w:r>
+        <w:rPr>
+          <w:b/>
+          <w:bCs/>
+        </w:rPr>
+        <w:t>3. Използвани технологии</w:t>
+      </w:r>
+    </w:p>
+    <w:p>
+      <w:pPr>
+        <w:spacing w:after="110"/>
+      </w:pPr>
+      <w:r>
+        <w:t>Python — основен език на бекенда; Django (MVT) — уеб рамката за обработка на заявките и бизнес логиката; Django REST Framework — за изграждане на REST API; OpenCV — за детекция на движение чрез frame differencing; MySQL/MariaDB — за съхранение на камери и събития; HTML5, Bootstrap 5 и JavaScript — за изграждане на адаптивен и интерактивен потребителски интерфейс.</w:t>
+      </w:r>
+    </w:p>
+    <w:p>
+      <w:pPr>
+        <w:spacing w:before="180" w:after="90"/>
+      </w:pPr>
+      <w:r>
+        <w:rPr>
+          <w:b/>
+          <w:bCs/>
+        </w:rPr>
+        <w:t>4. Стрийминг протоколи</w:t>
+      </w:r>
+    </w:p>
+    <w:p>
+      <w:pPr>
+        <w:pStyle w:val="NormalWeb"/>
+      </w:pPr>
+      <w:r>
+        <w:t>Разгледахме няколко протокола — RTSP, HLS, DASH и WebRTC — и накрая избрахме MJPEG over HTTP. Причината е проста: той е лесен за реализация и работи нативно във всички браузъри, без да се налага да инсталираш каквото и да е допълнително. Това го прави най-подходящото решение за проект, където простотата и надеждността са на първо място.</w:t>
+      </w:r>
+    </w:p>
+    <w:p>
+      <w:pPr>
+        <w:spacing w:before="180" w:after="90"/>
+        <w:rPr>
+          <w:b/>
+          <w:bCs/>
+        </w:rPr>
+      </w:pPr>
+    </w:p>
+    <w:p>
+      <w:pPr>
+        <w:spacing w:before="180" w:after="90"/>
+        <w:rPr>
+          <w:b/>
+          <w:bCs/>
+        </w:rPr>
+      </w:pPr>
+      <w:r>
+        <w:rPr>
+          <w:b/>
+          <w:bCs/>
+        </w:rPr>
+        <w:t>5. Алгоритъм за детекция на движение</w:t>
+      </w:r>
+    </w:p>
+    <w:p>
+      <w:pPr>
+        <w:pStyle w:val="NormalWeb"/>
+      </w:pPr>
+      <w:r>
+        <w:t xml:space="preserve">Frame differencing започва с преобразуване на кадъра в сива скала и Gaussian blur (21×21), за да се премахне шумът и да се ускори обработката. След това се изчислява абсолютната разлика между два последователни кадъра, резултатът се бинаризира чрез thresholding и се търсят контури по светлите области. Накрая около достатъчно големите контури се чертаят bounding boxes в реалния кадър, маркирайки движещите </w:t>
+      </w:r>
+      <w:r>
+        <w:lastRenderedPageBreak/>
+        <w:t>се обекти — всичко това само с пикселна аритметика, без ML модели, което го прави изключително лек за слаб хардуер.</w:t>
+      </w:r>
+    </w:p>
+    <w:p>
+      <w:pPr>
+        <w:spacing w:before="180" w:after="90"/>
+      </w:pPr>
+    </w:p>
+    <w:p>
+      <w:pPr>
+        <w:spacing w:before="180" w:after="90"/>
+      </w:pPr>
+      <w:r>
+        <w:rPr>
+          <w:b/>
+          <w:bCs/>
+        </w:rPr>
+        <w:t>6. Как работи приложението</w:t>
+      </w:r>
+    </w:p>
+    <w:p>
+      <w:pPr>
+        <w:spacing w:after="110"/>
+      </w:pPr>
+      <w:r>
+        <w:t>Камерата подава кадри към Django, OpenCV ги обработва и резултатът се предава към браузъра чрез MJPEG. При засечено движение събитието се записва автоматично в MariaDB. Целият процес се осъществява с минимално закъснение и без намеса от страна на потребителя.</w:t>
+      </w:r>
+    </w:p>
+    <w:p>
+      <w:pPr>
+        <w:spacing w:before="180" w:after="90"/>
+        <w:rPr>
+          <w:b/>
+          <w:bCs/>
+        </w:rPr>
+      </w:pPr>
+      <w:r>
+        <w:rPr>
+          <w:b/>
+          <w:bCs/>
+        </w:rPr>
+        <w:t>7. Основни функционалности</w:t>
+      </w:r>
+    </w:p>
+    <w:p>
+      <w:pPr>
+        <w:spacing w:before="180" w:after="90"/>
+      </w:pPr>
+      <w:r>
+        <w:t>Системата предава видео на живо от камерата и автоматично засича движение чрез алгоритъма frame differencing</w:t>
+      </w:r>
+      <w:r>
+        <w:t>.</w:t>
+      </w:r>
+      <w:r>
+        <w:t xml:space="preserve"> </w:t>
+      </w:r>
+      <w:r>
+        <w:t>Всяко събитие се записва в базата данни с времеви печат и снимка на кадъра, а достъпът до системата е защитен чрез потребителска аутентикация и управление на сесии. Камерите могат да се управляват дистанционно през REST API, а целият интерфейс работи в браузъра без инсталация на допълнителен софтуер.</w:t>
       </w:r>
       <w:bookmarkStart w:id="0" w:name="_GoBack"/>
-      <w:r>
-        <w:t xml:space="preserve">браузъра — без инсталация на допълнителен софтуер. Тя предава видео в реално </w:t>
-      </w:r>
       <w:bookmarkEnd w:id="0"/>
-      <w:r>
-        <w:t>време, автоматично засича движение и уведомява при засечено събитие. Всичко е разработено при спазване на изискванията на GDPR — с автоматично замъгляване на лица и контролирано съхранение на записите.</w:t>
-      </w:r>
-    </w:p>
-    <w:p>
-      <w:pPr>
-        <w:spacing w:before="180" w:after="90"/>
-      </w:pPr>
-    </w:p>
-    <w:p>
-      <w:pPr>
-        <w:spacing w:before="180" w:after="90"/>
-      </w:pPr>
-      <w:r>
-        <w:rPr>
-          <w:b/>
-          <w:bCs/>
-        </w:rPr>
-        <w:t>3. Използвани технологии</w:t>
-      </w:r>
-    </w:p>
-    <w:p>
-      <w:pPr>
-        <w:spacing w:after="110"/>
-      </w:pPr>
-      <w:r>
-        <w:t>Python — основен език на бекенда; Django (MVT) — уеб рамката за обработка на заявките и бизнес логиката; Django REST Framework — за изграждане на REST API; OpenCV — за детекция на движение чрез frame differencing; MySQL/MariaDB — за съхранение на камери и събития; HTML5, Bootstrap 5 и JavaScript — за изграждане на адаптивен и интерактивен потребителски интерфейс.</w:t>
-      </w:r>
-    </w:p>
-    <w:p>
-      <w:pPr>
-        <w:spacing w:before="180" w:after="90"/>
-      </w:pPr>
-      <w:r>
-        <w:rPr>
-          <w:b/>
-          <w:bCs/>
-        </w:rPr>
-        <w:t>4. Стрийминг протоколи</w:t>
-      </w:r>
-    </w:p>
-    <w:p>
-      <w:pPr>
-        <w:spacing w:after="110"/>
-      </w:pPr>
-      <w:r>
-        <w:t>След анализ на RTSP, HLS, DASH и WebRTC е избран MJPEG over HTTP — прост за реализация и нативно поддържан от всички браузъри без допълнителни зависимости. Това го прави оптималното решение за проект с приоритет на простотата и надеждността.</w:t>
-      </w:r>
-    </w:p>
-    <w:p>
-      <w:pPr>
-        <w:spacing w:before="180" w:after="90"/>
-        <w:rPr>
-          <w:b/>
-          <w:bCs/>
-        </w:rPr>
-      </w:pPr>
-      <w:r>
-        <w:rPr>
-          <w:b/>
-          <w:bCs/>
-        </w:rPr>
-        <w:t>5. Алгоритъм за детекция на движение</w:t>
-      </w:r>
-    </w:p>
-    <w:p>
-      <w:pPr>
-        <w:pStyle w:val="NormalWeb"/>
-      </w:pPr>
-      <w:r>
-        <w:t>Frame differencing започва с преобразуване на кадъра в сива скала и Gaussian blur (21×21), за да се премахне шумът и да се ускори обработката. След това се изчислява абсолютната разлика между два последователни кадъра, резултатът се бинаризира чрез thresholding и се търсят контури по светлите области. Накрая около достатъчно големите контури се чертаят bounding boxes в реалния кадър, маркирайки движещите се обекти — всичко това само с пикселна аритметика, без ML модели, което го прави изключително лек за слаб хардуер.</w:t>
-      </w:r>
-    </w:p>
-    <w:p>
-      <w:pPr>
-        <w:spacing w:before="180" w:after="90"/>
-      </w:pPr>
-    </w:p>
-    <w:p>
-      <w:pPr>
-        <w:spacing w:before="180" w:after="90"/>
-      </w:pPr>
-      <w:r>
-        <w:rPr>
-          <w:b/>
-          <w:bCs/>
-        </w:rPr>
-        <w:lastRenderedPageBreak/>
-        <w:t>6. Как работи приложението</w:t>
-      </w:r>
-    </w:p>
-    <w:p>
-      <w:pPr>
-        <w:spacing w:after="110"/>
-      </w:pPr>
-      <w:r>
-        <w:t>Камерата подава кадри към Django, OpenCV ги обработва и резултатът се предава към браузъра чрез MJPEG. При засечено движение събитието се записва автоматично в MariaDB. Целият процес се осъществява с минимално закъснение и без намеса от страна на потребителя.</w:t>
-      </w:r>
-    </w:p>
-    <w:p>
-      <w:pPr>
-        <w:spacing w:before="180" w:after="90"/>
-        <w:rPr>
-          <w:b/>
-          <w:bCs/>
-        </w:rPr>
-      </w:pPr>
-      <w:r>
-        <w:rPr>
-          <w:b/>
-          <w:bCs/>
-        </w:rPr>
-        <w:t>7. Основни функционалности</w:t>
-      </w:r>
-    </w:p>
-    <w:p>
-      <w:pPr>
-        <w:pStyle w:val="NormalWeb"/>
-      </w:pPr>
-      <w:r>
-        <w:t>Системата предава видео на живо и автоматично засича движещи се обекти, като ги маркира с правоъгълници. При засичане се записва снимка и събитието се логва за по-късен преглед. Достъпът е контролиран чрез потребителски права, а камерите могат да се управляват дистанционно през REST API, който обработва заявките асинхронно — така системата остава отзивчива дори при много едновременни команди.</w:t>
-      </w:r>
-    </w:p>
-    <w:p>
-      <w:pPr>
-        <w:spacing w:before="180" w:after="90"/>
-      </w:pPr>
     </w:p>
     <w:p>
       <w:pPr>
